--- a/fuentes/722109_CF04_DU.docx
+++ b/fuentes/722109_CF04_DU.docx
@@ -2696,18 +2696,15 @@
       </w:r>
     </w:p>
     <w:p>
-      <w:r>
-        <w:t xml:space="preserve">              </w:t>
-      </w:r>
-      <w:r>
-        <w:t xml:space="preserve">      </w:t>
-      </w:r>
+      <w:pPr>
+        <w:jc w:val="center"/>
+      </w:pPr>
       <w:r>
         <w:rPr>
           <w:noProof/>
         </w:rPr>
         <w:drawing>
-          <wp:inline distT="0" distB="0" distL="0" distR="0" wp14:anchorId="5BA76D42" wp14:editId="7DBED898">
+          <wp:inline distT="0" distB="0" distL="0" distR="0" wp14:anchorId="5BA76D42" wp14:editId="2DF7492A">
             <wp:extent cx="4680000" cy="2632501"/>
             <wp:effectExtent l="0" t="0" r="6350" b="0"/>
             <wp:docPr id="2" name="Imagen 2">
@@ -2765,12 +2762,6 @@
             </a:graphic>
           </wp:inline>
         </w:drawing>
-      </w:r>
-      <w:r>
-        <w:t xml:space="preserve">     </w:t>
-      </w:r>
-      <w:r>
-        <w:t xml:space="preserve">   </w:t>
       </w:r>
     </w:p>
     <w:p>
@@ -20176,15 +20167,6 @@
 </file>
 
 <file path=customXml/item1.xml><?xml version="1.0" encoding="utf-8"?>
-<?mso-contentType ?>
-<FormTemplates xmlns="http://schemas.microsoft.com/sharepoint/v3/contenttype/forms">
-  <Display>DocumentLibraryForm</Display>
-  <Edit>DocumentLibraryForm</Edit>
-  <New>DocumentLibraryForm</New>
-</FormTemplates>
-</file>
-
-<file path=customXml/item2.xml><?xml version="1.0" encoding="utf-8"?>
 <ct:contentTypeSchema xmlns:ct="http://schemas.microsoft.com/office/2006/metadata/contentType" xmlns:ma="http://schemas.microsoft.com/office/2006/metadata/properties/metaAttributes" ct:_="" ma:_="" ma:contentTypeName="Documento" ma:contentTypeID="0x01010005252A1EF3BD024F856B47B579AB5244" ma:contentTypeVersion="11" ma:contentTypeDescription="Crear nuevo documento." ma:contentTypeScope="" ma:versionID="92b81066167b779aaeee7a3d91bad2fd">
   <xsd:schema xmlns:xsd="http://www.w3.org/2001/XMLSchema" xmlns:xs="http://www.w3.org/2001/XMLSchema" xmlns:p="http://schemas.microsoft.com/office/2006/metadata/properties" xmlns:ns2="42760c81-fd8e-4d59-8953-7cdb9f38b14f" xmlns:ns3="67a0edcd-0de5-43ed-8c27-e32f38a00c91" targetNamespace="http://schemas.microsoft.com/office/2006/metadata/properties" ma:root="true" ma:fieldsID="83cd6766d967e870b9368cac1ade74e6" ns2:_="" ns3:_="">
     <xsd:import namespace="42760c81-fd8e-4d59-8953-7cdb9f38b14f"/>
@@ -20379,11 +20361,7 @@
 </ct:contentTypeSchema>
 </file>
 
-<file path=customXml/item3.xml><?xml version="1.0" encoding="utf-8"?>
-<b:Sources xmlns:b="http://schemas.openxmlformats.org/officeDocument/2006/bibliography" xmlns="http://schemas.openxmlformats.org/officeDocument/2006/bibliography" SelectedStyle="\APASixthEditionOfficeOnline.xsl" StyleName="APA" Version="6"/>
-</file>
-
-<file path=customXml/item4.xml><?xml version="1.0" encoding="utf-8"?>
+<file path=customXml/item2.xml><?xml version="1.0" encoding="utf-8"?>
 <p:properties xmlns:p="http://schemas.microsoft.com/office/2006/metadata/properties" xmlns:xsi="http://www.w3.org/2001/XMLSchema-instance" xmlns:pc="http://schemas.microsoft.com/office/infopath/2007/PartnerControls">
   <documentManagement>
     <TaxCatchAll xmlns="67a0edcd-0de5-43ed-8c27-e32f38a00c91" xsi:nil="true"/>
@@ -20394,16 +20372,32 @@
 </p:properties>
 </file>
 
+<file path=customXml/item3.xml><?xml version="1.0" encoding="utf-8"?>
+<b:Sources xmlns:b="http://schemas.openxmlformats.org/officeDocument/2006/bibliography" xmlns="http://schemas.openxmlformats.org/officeDocument/2006/bibliography" SelectedStyle="\APASixthEditionOfficeOnline.xsl" StyleName="APA" Version="6"/>
+</file>
+
+<file path=customXml/item4.xml><?xml version="1.0" encoding="utf-8"?>
+<?mso-contentType ?>
+<FormTemplates xmlns="http://schemas.microsoft.com/sharepoint/v3/contenttype/forms">
+  <Display>DocumentLibraryForm</Display>
+  <Edit>DocumentLibraryForm</Edit>
+  <New>DocumentLibraryForm</New>
+</FormTemplates>
+</file>
+
 <file path=customXml/itemProps1.xml><?xml version="1.0" encoding="utf-8"?>
-<ds:datastoreItem xmlns:ds="http://schemas.openxmlformats.org/officeDocument/2006/customXml" ds:itemID="{81CBDEC1-3B00-44ED-AD36-0268077980BA}">
-  <ds:schemaRefs>
-    <ds:schemaRef ds:uri="http://schemas.microsoft.com/sharepoint/v3/contenttype/forms"/>
-  </ds:schemaRefs>
-</ds:datastoreItem>
+<ds:datastoreItem xmlns:ds="http://schemas.openxmlformats.org/officeDocument/2006/customXml" ds:itemID="{0957A4B3-493E-4C81-B917-DA764555EAD0}"/>
 </file>
 
 <file path=customXml/itemProps2.xml><?xml version="1.0" encoding="utf-8"?>
-<ds:datastoreItem xmlns:ds="http://schemas.openxmlformats.org/officeDocument/2006/customXml" ds:itemID="{5343A868-EEBA-4950-8A28-5D1C181BF31A}"/>
+<ds:datastoreItem xmlns:ds="http://schemas.openxmlformats.org/officeDocument/2006/customXml" ds:itemID="{1145D752-ACC1-45E1-AB53-0C756F67FC7F}">
+  <ds:schemaRefs>
+    <ds:schemaRef ds:uri="http://schemas.microsoft.com/office/2006/metadata/properties"/>
+    <ds:schemaRef ds:uri="http://schemas.microsoft.com/office/infopath/2007/PartnerControls"/>
+    <ds:schemaRef ds:uri="adccf511-daff-4bcb-9072-914cedbf4c7e"/>
+    <ds:schemaRef ds:uri="a70d3c18-0869-45a1-9f75-4b4b8f0f32be"/>
+  </ds:schemaRefs>
+</ds:datastoreItem>
 </file>
 
 <file path=customXml/itemProps3.xml><?xml version="1.0" encoding="utf-8"?>
@@ -20415,12 +20409,9 @@
 </file>
 
 <file path=customXml/itemProps4.xml><?xml version="1.0" encoding="utf-8"?>
-<ds:datastoreItem xmlns:ds="http://schemas.openxmlformats.org/officeDocument/2006/customXml" ds:itemID="{1145D752-ACC1-45E1-AB53-0C756F67FC7F}">
+<ds:datastoreItem xmlns:ds="http://schemas.openxmlformats.org/officeDocument/2006/customXml" ds:itemID="{81CBDEC1-3B00-44ED-AD36-0268077980BA}">
   <ds:schemaRefs>
-    <ds:schemaRef ds:uri="http://schemas.microsoft.com/office/2006/metadata/properties"/>
-    <ds:schemaRef ds:uri="http://schemas.microsoft.com/office/infopath/2007/PartnerControls"/>
-    <ds:schemaRef ds:uri="adccf511-daff-4bcb-9072-914cedbf4c7e"/>
-    <ds:schemaRef ds:uri="a70d3c18-0869-45a1-9f75-4b4b8f0f32be"/>
+    <ds:schemaRef ds:uri="http://schemas.microsoft.com/sharepoint/v3/contenttype/forms"/>
   </ds:schemaRefs>
 </ds:datastoreItem>
 </file>
--- a/fuentes/722109_CF04_DU.docx
+++ b/fuentes/722109_CF04_DU.docx
@@ -2704,7 +2704,7 @@
           <w:noProof/>
         </w:rPr>
         <w:drawing>
-          <wp:inline distT="0" distB="0" distL="0" distR="0" wp14:anchorId="5BA76D42" wp14:editId="2DF7492A">
+          <wp:inline distT="0" distB="0" distL="0" distR="0" wp14:anchorId="5BA76D42" wp14:editId="3E71137E">
             <wp:extent cx="4680000" cy="2632501"/>
             <wp:effectExtent l="0" t="0" r="6350" b="0"/>
             <wp:docPr id="2" name="Imagen 2">
@@ -4770,19 +4770,7 @@
           <w:lang w:val="es-419"/>
         </w:rPr>
         <w:lastRenderedPageBreak/>
-        <w:t>Los lugares donde suelen hacer las compras los consumidores (zonas urbanas</w:t>
-      </w:r>
-      <w:r>
-        <w:rPr>
-          <w:lang w:val="es-419"/>
-        </w:rPr>
-        <w:t>/</w:t>
-      </w:r>
-      <w:r>
-        <w:rPr>
-          <w:lang w:val="es-419"/>
-        </w:rPr>
-        <w:t>rurales, grandes supermercados, pequeños expendios, tiendas virtuales, si el bien o servicio entrega a nivel domiciliario).</w:t>
+        <w:t>Los lugares donde suelen hacer las compras los consumidores (zonas urbanas, zonas rurales, grandes supermercados, pequeños expendios, tiendas virtuales, si el bien o servicio entrega a nivel domiciliario).</w:t>
       </w:r>
     </w:p>
     <w:p>
@@ -8768,14 +8756,12 @@
         </w:rPr>
         <w:t xml:space="preserve">La legislación en Colombia es amplia teniendo en cuenta que regula el uso, sanciones, cuidado y delimitación de los recursos naturales presentes en el territorio nacional, las explotaciones agropecuarias no están exentas de la regulación y control en su uso como de explotación; cada productor es responsable del uso que </w:t>
       </w:r>
-      <w:proofErr w:type="gramStart"/>
       <w:r>
         <w:rPr>
           <w:lang w:val="es-419" w:eastAsia="es-CO"/>
         </w:rPr>
         <w:t>le</w:t>
       </w:r>
-      <w:proofErr w:type="gramEnd"/>
       <w:r>
         <w:rPr>
           <w:lang w:val="es-419" w:eastAsia="es-CO"/>
@@ -10563,13 +10549,8 @@
                 <w:lang w:val="es-419" w:eastAsia="es-CO"/>
               </w:rPr>
             </w:pPr>
-            <w:proofErr w:type="gramStart"/>
-            <w:r>
-              <w:t>Total</w:t>
-            </w:r>
-            <w:proofErr w:type="gramEnd"/>
-            <w:r>
-              <w:t xml:space="preserve"> ingresos</w:t>
+            <w:r>
+              <w:t>Total ingresos</w:t>
             </w:r>
           </w:p>
         </w:tc>
@@ -11081,13 +11062,8 @@
                 <w:lang w:val="es-419" w:eastAsia="es-CO"/>
               </w:rPr>
             </w:pPr>
-            <w:proofErr w:type="gramStart"/>
-            <w:r>
-              <w:t>Total</w:t>
-            </w:r>
-            <w:proofErr w:type="gramEnd"/>
-            <w:r>
-              <w:t xml:space="preserve"> costos deducibles</w:t>
+            <w:r>
+              <w:t>Total costos deducibles</w:t>
             </w:r>
           </w:p>
         </w:tc>
@@ -18968,7 +18944,6 @@
   <w:style w:type="character" w:default="1" w:styleId="Fuentedeprrafopredeter">
     <w:name w:val="Default Paragraph Font"/>
     <w:uiPriority w:val="1"/>
-    <w:semiHidden/>
     <w:unhideWhenUsed/>
   </w:style>
   <w:style w:type="table" w:default="1" w:styleId="Tablanormal">
@@ -20167,8 +20142,21 @@
 </file>
 
 <file path=customXml/item1.xml><?xml version="1.0" encoding="utf-8"?>
-<ct:contentTypeSchema xmlns:ct="http://schemas.microsoft.com/office/2006/metadata/contentType" xmlns:ma="http://schemas.microsoft.com/office/2006/metadata/properties/metaAttributes" ct:_="" ma:_="" ma:contentTypeName="Documento" ma:contentTypeID="0x01010005252A1EF3BD024F856B47B579AB5244" ma:contentTypeVersion="11" ma:contentTypeDescription="Crear nuevo documento." ma:contentTypeScope="" ma:versionID="92b81066167b779aaeee7a3d91bad2fd">
-  <xsd:schema xmlns:xsd="http://www.w3.org/2001/XMLSchema" xmlns:xs="http://www.w3.org/2001/XMLSchema" xmlns:p="http://schemas.microsoft.com/office/2006/metadata/properties" xmlns:ns2="42760c81-fd8e-4d59-8953-7cdb9f38b14f" xmlns:ns3="67a0edcd-0de5-43ed-8c27-e32f38a00c91" targetNamespace="http://schemas.microsoft.com/office/2006/metadata/properties" ma:root="true" ma:fieldsID="83cd6766d967e870b9368cac1ade74e6" ns2:_="" ns3:_="">
+<?mso-contentType ?>
+<FormTemplates xmlns="http://schemas.microsoft.com/sharepoint/v3/contenttype/forms">
+  <Display>DocumentLibraryForm</Display>
+  <Edit>DocumentLibraryForm</Edit>
+  <New>DocumentLibraryForm</New>
+</FormTemplates>
+</file>
+
+<file path=customXml/item2.xml><?xml version="1.0" encoding="utf-8"?>
+<b:Sources xmlns:b="http://schemas.openxmlformats.org/officeDocument/2006/bibliography" xmlns="http://schemas.openxmlformats.org/officeDocument/2006/bibliography" SelectedStyle="\APASixthEditionOfficeOnline.xsl" StyleName="APA" Version="6"/>
+</file>
+
+<file path=customXml/item3.xml><?xml version="1.0" encoding="utf-8"?>
+<ct:contentTypeSchema xmlns:ct="http://schemas.microsoft.com/office/2006/metadata/contentType" xmlns:ma="http://schemas.microsoft.com/office/2006/metadata/properties/metaAttributes" ct:_="" ma:_="" ma:contentTypeName="Documento" ma:contentTypeID="0x01010005252A1EF3BD024F856B47B579AB5244" ma:contentTypeVersion="12" ma:contentTypeDescription="Crear nuevo documento." ma:contentTypeScope="" ma:versionID="32d0e18b85ac20c34eab62df21c0cf58">
+  <xsd:schema xmlns:xsd="http://www.w3.org/2001/XMLSchema" xmlns:xs="http://www.w3.org/2001/XMLSchema" xmlns:p="http://schemas.microsoft.com/office/2006/metadata/properties" xmlns:ns2="42760c81-fd8e-4d59-8953-7cdb9f38b14f" xmlns:ns3="67a0edcd-0de5-43ed-8c27-e32f38a00c91" targetNamespace="http://schemas.microsoft.com/office/2006/metadata/properties" ma:root="true" ma:fieldsID="cc2c149e99f10870fd5bc3964e5386d3" ns2:_="" ns3:_="">
     <xsd:import namespace="42760c81-fd8e-4d59-8953-7cdb9f38b14f"/>
     <xsd:import namespace="67a0edcd-0de5-43ed-8c27-e32f38a00c91"/>
     <xsd:element name="properties">
@@ -20187,6 +20175,7 @@
                 <xsd:element ref="ns2:lcf76f155ced4ddcb4097134ff3c332f" minOccurs="0"/>
                 <xsd:element ref="ns3:TaxCatchAll" minOccurs="0"/>
                 <xsd:element ref="ns2:MediaServiceOCR" minOccurs="0"/>
+                <xsd:element ref="ns2:MediaServiceLocation" minOccurs="0"/>
               </xsd:all>
             </xsd:complexType>
           </xsd:element>
@@ -20244,6 +20233,11 @@
         <xsd:restriction base="dms:Note">
           <xsd:maxLength value="255"/>
         </xsd:restriction>
+      </xsd:simpleType>
+    </xsd:element>
+    <xsd:element name="MediaServiceLocation" ma:index="19" nillable="true" ma:displayName="Location" ma:description="" ma:indexed="true" ma:internalName="MediaServiceLocation" ma:readOnly="true">
+      <xsd:simpleType>
+        <xsd:restriction base="dms:Text"/>
       </xsd:simpleType>
     </xsd:element>
   </xsd:schema>
@@ -20361,7 +20355,7 @@
 </ct:contentTypeSchema>
 </file>
 
-<file path=customXml/item2.xml><?xml version="1.0" encoding="utf-8"?>
+<file path=customXml/item4.xml><?xml version="1.0" encoding="utf-8"?>
 <p:properties xmlns:p="http://schemas.microsoft.com/office/2006/metadata/properties" xmlns:xsi="http://www.w3.org/2001/XMLSchema-instance" xmlns:pc="http://schemas.microsoft.com/office/infopath/2007/PartnerControls">
   <documentManagement>
     <TaxCatchAll xmlns="67a0edcd-0de5-43ed-8c27-e32f38a00c91" xsi:nil="true"/>
@@ -20372,24 +20366,27 @@
 </p:properties>
 </file>
 
-<file path=customXml/item3.xml><?xml version="1.0" encoding="utf-8"?>
-<b:Sources xmlns:b="http://schemas.openxmlformats.org/officeDocument/2006/bibliography" xmlns="http://schemas.openxmlformats.org/officeDocument/2006/bibliography" SelectedStyle="\APASixthEditionOfficeOnline.xsl" StyleName="APA" Version="6"/>
-</file>
-
-<file path=customXml/item4.xml><?xml version="1.0" encoding="utf-8"?>
-<?mso-contentType ?>
-<FormTemplates xmlns="http://schemas.microsoft.com/sharepoint/v3/contenttype/forms">
-  <Display>DocumentLibraryForm</Display>
-  <Edit>DocumentLibraryForm</Edit>
-  <New>DocumentLibraryForm</New>
-</FormTemplates>
-</file>
-
 <file path=customXml/itemProps1.xml><?xml version="1.0" encoding="utf-8"?>
-<ds:datastoreItem xmlns:ds="http://schemas.openxmlformats.org/officeDocument/2006/customXml" ds:itemID="{0957A4B3-493E-4C81-B917-DA764555EAD0}"/>
+<ds:datastoreItem xmlns:ds="http://schemas.openxmlformats.org/officeDocument/2006/customXml" ds:itemID="{81CBDEC1-3B00-44ED-AD36-0268077980BA}">
+  <ds:schemaRefs>
+    <ds:schemaRef ds:uri="http://schemas.microsoft.com/sharepoint/v3/contenttype/forms"/>
+  </ds:schemaRefs>
+</ds:datastoreItem>
 </file>
 
 <file path=customXml/itemProps2.xml><?xml version="1.0" encoding="utf-8"?>
+<ds:datastoreItem xmlns:ds="http://schemas.openxmlformats.org/officeDocument/2006/customXml" ds:itemID="{E8AB44A3-7C62-4BD2-82ED-8ABC209970FA}">
+  <ds:schemaRefs>
+    <ds:schemaRef ds:uri="http://schemas.openxmlformats.org/officeDocument/2006/bibliography"/>
+  </ds:schemaRefs>
+</ds:datastoreItem>
+</file>
+
+<file path=customXml/itemProps3.xml><?xml version="1.0" encoding="utf-8"?>
+<ds:datastoreItem xmlns:ds="http://schemas.openxmlformats.org/officeDocument/2006/customXml" ds:itemID="{8130D4C6-7305-4221-9819-11B1FAE6B9DA}"/>
+</file>
+
+<file path=customXml/itemProps4.xml><?xml version="1.0" encoding="utf-8"?>
 <ds:datastoreItem xmlns:ds="http://schemas.openxmlformats.org/officeDocument/2006/customXml" ds:itemID="{1145D752-ACC1-45E1-AB53-0C756F67FC7F}">
   <ds:schemaRefs>
     <ds:schemaRef ds:uri="http://schemas.microsoft.com/office/2006/metadata/properties"/>
@@ -20398,20 +20395,4 @@
     <ds:schemaRef ds:uri="a70d3c18-0869-45a1-9f75-4b4b8f0f32be"/>
   </ds:schemaRefs>
 </ds:datastoreItem>
-</file>
-
-<file path=customXml/itemProps3.xml><?xml version="1.0" encoding="utf-8"?>
-<ds:datastoreItem xmlns:ds="http://schemas.openxmlformats.org/officeDocument/2006/customXml" ds:itemID="{E8AB44A3-7C62-4BD2-82ED-8ABC209970FA}">
-  <ds:schemaRefs>
-    <ds:schemaRef ds:uri="http://schemas.openxmlformats.org/officeDocument/2006/bibliography"/>
-  </ds:schemaRefs>
-</ds:datastoreItem>
-</file>
-
-<file path=customXml/itemProps4.xml><?xml version="1.0" encoding="utf-8"?>
-<ds:datastoreItem xmlns:ds="http://schemas.openxmlformats.org/officeDocument/2006/customXml" ds:itemID="{81CBDEC1-3B00-44ED-AD36-0268077980BA}">
-  <ds:schemaRefs>
-    <ds:schemaRef ds:uri="http://schemas.microsoft.com/sharepoint/v3/contenttype/forms"/>
-  </ds:schemaRefs>
-</ds:datastoreItem>
 </file>